--- a/sources/veille/imac/2026-08-09_veille_imac.docx
+++ b/sources/veille/imac/2026-08-09_veille_imac.docx
@@ -3374,7 +3374,28 @@
           <w:sz w:val="22"/>
           <w:szCs w:val="22"/>
         </w:rPr>
-        <w:t xml:space="preserve">• Apple.com/fr/shop/buy-mac/imac — page consultée, prix masqués par JavaScript</w:t>
+        <w:t xml:space="preserve">• </w:t>
+      </w:r>
+      <w:hyperlink w:history="1" r:id="rIdapple2026">
+        <w:r>
+          <w:rPr>
+            <w:rFonts w:ascii="Calibri" w:cs="Calibri" w:eastAsia="Calibri" w:hAnsi="Calibri"/>
+            <w:sz w:val="22"/>
+            <w:szCs w:val="22"/>
+            <w:color w:val="1155CC"/>
+            <w:u w:val="single"/>
+          </w:rPr>
+          <w:t xml:space="preserve">Apple.com/fr/shop/buy-mac/imac</w:t>
+        </w:r>
+      </w:hyperlink>
+      <w:r>
+        <w:rPr>
+          <w:rFonts w:ascii="Calibri" w:cs="Calibri" w:eastAsia="Calibri" w:hAnsi="Calibri"/>
+          <w:color w:val="1F2937"/>
+          <w:sz w:val="22"/>
+          <w:szCs w:val="22"/>
+        </w:rPr>
+        <w:t xml:space="preserve"> — page consultée, prix masqués par JavaScript</w:t>
       </w:r>
     </w:p>
     <w:p>
@@ -3404,7 +3425,28 @@
           <w:sz w:val="22"/>
           <w:szCs w:val="22"/>
         </w:rPr>
-        <w:t xml:space="preserve">• Fnac.com (pages produits) — 403 anti-robot sur fetch direct</w:t>
+        <w:t xml:space="preserve">• </w:t>
+      </w:r>
+      <w:hyperlink w:history="1" r:id="rIdfnac2026">
+        <w:r>
+          <w:rPr>
+            <w:rFonts w:ascii="Calibri" w:cs="Calibri" w:eastAsia="Calibri" w:hAnsi="Calibri"/>
+            <w:sz w:val="22"/>
+            <w:szCs w:val="22"/>
+            <w:color w:val="1155CC"/>
+            <w:u w:val="single"/>
+          </w:rPr>
+          <w:t xml:space="preserve">Fnac.com</w:t>
+        </w:r>
+      </w:hyperlink>
+      <w:r>
+        <w:rPr>
+          <w:rFonts w:ascii="Calibri" w:cs="Calibri" w:eastAsia="Calibri" w:hAnsi="Calibri"/>
+          <w:color w:val="1F2937"/>
+          <w:sz w:val="22"/>
+          <w:szCs w:val="22"/>
+        </w:rPr>
+        <w:t xml:space="preserve"> (pages produits) — 403 anti-robot sur fetch direct</w:t>
       </w:r>
     </w:p>
     <w:p>
@@ -3563,6 +3605,64 @@
           <w:szCs w:val="18"/>
         </w:rPr>
         <w:t xml:space="preserve">Veille générée automatiquement — Claude Code (Job imac-veille) · 09/08/2026 · Les prix sont donnés à titre indicatif ; vérifier disponibilité avant achat.</w:t>
+      </w:r>
+    </w:p>
+    <w:p>
+      <w:pPr>
+        <w:spacing w:after="120" w:before="320"/>
+      </w:pPr>
+      <w:r>
+        <w:rPr>
+          <w:rFonts w:ascii="Calibri" w:cs="Calibri" w:eastAsia="Calibri" w:hAnsi="Calibri"/>
+          <w:b/>
+          <w:bCs/>
+          <w:color w:val="1B3A6B"/>
+          <w:sz w:val="28"/>
+          <w:szCs w:val="28"/>
+        </w:rPr>
+        <w:t xml:space="preserve">📝 Journal des corrections — 12 septembre 2026</w:t>
+      </w:r>
+    </w:p>
+    <w:p>
+      <w:pPr>
+        <w:spacing w:after="80"/>
+      </w:pPr>
+      <w:r>
+        <w:rPr>
+          <w:rFonts w:ascii="Calibri" w:cs="Calibri" w:eastAsia="Calibri" w:hAnsi="Calibri"/>
+          <w:color w:val="1F2937"/>
+          <w:sz w:val="22"/>
+          <w:szCs w:val="22"/>
+        </w:rPr>
+        <w:t xml:space="preserve">Note produite le 09/08/2026, relue le 12/09/2026 au cours d'un contrôle d'attribution des 221 documents du dépôt (règle ⑭ : une page ou un site nommé comme source doit être lié). Contenu inchangé.</w:t>
+      </w:r>
+    </w:p>
+    <w:p>
+      <w:pPr>
+        <w:spacing w:after="80"/>
+      </w:pPr>
+      <w:r>
+        <w:rPr>
+          <w:rFonts w:ascii="Calibri" w:cs="Calibri" w:eastAsia="Calibri" w:hAnsi="Calibri"/>
+          <w:color w:val="1F2937"/>
+          <w:sz w:val="22"/>
+          <w:szCs w:val="22"/>
+        </w:rPr>
+        <w:t xml:space="preserve">Chemins et sites nommés sans lien cliquable, chacun lié le 12/09/2026 à la page qu'il désigne, testée à 200 dans un navigateur (Légifrance : 403 pour l'agent du job, lisible dans un navigateur) : Apple.com/fr/shop/buy-mac/imac → www.apple.com/fr/shop/buy-mac/imac (1) ; Fnac.com → www.fnac.com/a16684819 (1).</w:t>
+      </w:r>
+    </w:p>
+    <w:p>
+      <w:pPr>
+        <w:spacing w:after="80"/>
+      </w:pPr>
+      <w:r>
+        <w:rPr>
+          <w:rFonts w:ascii="Calibri" w:cs="Calibri" w:eastAsia="Calibri" w:hAnsi="Calibri"/>
+          <w:color w:val="1F2937"/>
+          <w:sz w:val="22"/>
+          <w:szCs w:val="22"/>
+        </w:rPr>
+        <w:t xml:space="preserve">Fnac.com, marquée ⛔ « pages produits — 403 anti-robot », est liée à la fiche iMac M4 a16684819 que la veille du 23/08 cite ; elle répond encore 403 à l'agent le 12/09/2026 — règle 6 : un 403 se cite en le signalant, seuls 404 et 5xx interdisent le lien.</w:t>
       </w:r>
     </w:p>
     <w:sectPr>
